--- a/отчет.docx
+++ b/отчет.docx
@@ -1433,6 +1433,236 @@
     </w:p>
     <w:p>
       <w:pPr>
+        <w:keepNext/>
+        <w:spacing w:before="120" w:after="120" w:line="240" w:lineRule="auto"/>
+        <w:ind w:firstLine="0"/>
+        <w:jc w:val="right"/>
+      </w:pPr>
+      <w:r>
+        <w:rPr>
+          <w:rFonts w:ascii="Times New Roman" w:hAnsi="Times New Roman"/>
+          <w:sz w:val="24"/>
+        </w:rPr>
+        <w:t>Таблица 2.2</w:t>
+      </w:r>
+    </w:p>
+    <w:p>
+      <w:pPr>
+        <w:keepNext/>
+        <w:spacing w:before="120" w:after="120" w:line="240" w:lineRule="auto"/>
+        <w:ind w:firstLine="0"/>
+        <w:jc w:val="center"/>
+      </w:pPr>
+      <w:r>
+        <w:rPr>
+          <w:rFonts w:ascii="Times New Roman" w:hAnsi="Times New Roman"/>
+          <w:sz w:val="24"/>
+        </w:rPr>
+        <w:t>Соответствие классов обозначениям задания</w:t>
+      </w:r>
+    </w:p>
+    <w:tbl>
+      <w:tblPr>
+        <w:tblW w:w="9638" w:type="dxa"/>
+        <w:jc w:val="center"/>
+        <w:tblBorders>
+          <w:top w:val="single" w:sz="4" w:color="000000"/>
+          <w:left w:val="single" w:sz="4" w:color="000000"/>
+          <w:bottom w:val="single" w:sz="4" w:color="000000"/>
+          <w:right w:val="single" w:sz="4" w:color="000000"/>
+          <w:insideH w:val="single" w:sz="4" w:color="000000"/>
+          <w:insideV w:val="single" w:sz="4" w:color="000000"/>
+        </w:tblBorders>
+        <w:tblLayout w:type="fixed"/>
+      </w:tblPr>
+      <w:tblGrid>
+        <w:gridCol w:w="4819"/>
+        <w:gridCol w:w="4819"/>
+      </w:tblGrid>
+      <w:tr>
+        <w:trPr>
+          <w:cantSplit/>
+          <w:tblHeader/>
+        </w:trPr>
+        <w:tc>
+          <w:tcPr>
+            <w:tcW w:w="4819" w:type="dxa"/>
+          </w:tcPr>
+          <w:p>
+            <w:pPr>
+              <w:keepNext/>
+              <w:spacing w:before="40" w:after="40" w:line="240" w:lineRule="auto"/>
+              <w:ind w:firstLine="0"/>
+              <w:jc w:val="left"/>
+            </w:pPr>
+            <w:r>
+              <w:rPr>
+                <w:b/>
+                <w:rFonts w:ascii="Times New Roman" w:hAnsi="Times New Roman"/>
+                <w:sz w:val="24"/>
+              </w:rPr>
+              <w:t>Обозначение в задании</w:t>
+            </w:r>
+          </w:p>
+        </w:tc>
+        <w:tc>
+          <w:tcPr>
+            <w:tcW w:w="4819" w:type="dxa"/>
+          </w:tcPr>
+          <w:p>
+            <w:pPr>
+              <w:keepNext/>
+              <w:spacing w:before="40" w:after="40" w:line="240" w:lineRule="auto"/>
+              <w:ind w:firstLine="0"/>
+              <w:jc w:val="left"/>
+            </w:pPr>
+            <w:r>
+              <w:rPr>
+                <w:b/>
+                <w:rFonts w:ascii="Times New Roman" w:hAnsi="Times New Roman"/>
+                <w:sz w:val="24"/>
+              </w:rPr>
+              <w:t>Класс программы</w:t>
+            </w:r>
+          </w:p>
+        </w:tc>
+      </w:tr>
+      <w:tr>
+        <w:trPr>
+          <w:cantSplit/>
+        </w:trPr>
+        <w:tc>
+          <w:tcPr>
+            <w:tcW w:w="4819" w:type="dxa"/>
+          </w:tcPr>
+          <w:p>
+            <w:pPr>
+              <w:keepNext/>
+              <w:spacing w:before="40" w:after="40" w:line="240" w:lineRule="auto"/>
+              <w:ind w:firstLine="0"/>
+              <w:jc w:val="left"/>
+            </w:pPr>
+            <w:r>
+              <w:rPr>
+                <w:rFonts w:ascii="Times New Roman" w:hAnsi="Times New Roman"/>
+                <w:sz w:val="24"/>
+              </w:rPr>
+              <w:t>Option</w:t>
+            </w:r>
+          </w:p>
+        </w:tc>
+        <w:tc>
+          <w:tcPr>
+            <w:tcW w:w="4819" w:type="dxa"/>
+          </w:tcPr>
+          <w:p>
+            <w:pPr>
+              <w:keepNext/>
+              <w:spacing w:before="40" w:after="40" w:line="240" w:lineRule="auto"/>
+              <w:ind w:firstLine="0"/>
+              <w:jc w:val="left"/>
+            </w:pPr>
+            <w:r>
+              <w:rPr>
+                <w:rFonts w:ascii="Times New Roman" w:hAnsi="Times New Roman"/>
+                <w:sz w:val="24"/>
+              </w:rPr>
+              <w:t>FanZonePass</w:t>
+            </w:r>
+          </w:p>
+        </w:tc>
+      </w:tr>
+      <w:tr>
+        <w:trPr>
+          <w:cantSplit/>
+        </w:trPr>
+        <w:tc>
+          <w:tcPr>
+            <w:tcW w:w="4819" w:type="dxa"/>
+          </w:tcPr>
+          <w:p>
+            <w:pPr>
+              <w:keepNext/>
+              <w:spacing w:before="40" w:after="40" w:line="240" w:lineRule="auto"/>
+              <w:ind w:firstLine="0"/>
+              <w:jc w:val="left"/>
+            </w:pPr>
+            <w:r>
+              <w:rPr>
+                <w:rFonts w:ascii="Times New Roman" w:hAnsi="Times New Roman"/>
+                <w:sz w:val="24"/>
+              </w:rPr>
+              <w:t>Target</w:t>
+            </w:r>
+          </w:p>
+        </w:tc>
+        <w:tc>
+          <w:tcPr>
+            <w:tcW w:w="4819" w:type="dxa"/>
+          </w:tcPr>
+          <w:p>
+            <w:pPr>
+              <w:keepNext/>
+              <w:spacing w:before="40" w:after="40" w:line="240" w:lineRule="auto"/>
+              <w:ind w:firstLine="0"/>
+              <w:jc w:val="left"/>
+            </w:pPr>
+            <w:r>
+              <w:rPr>
+                <w:rFonts w:ascii="Times New Roman" w:hAnsi="Times New Roman"/>
+                <w:sz w:val="24"/>
+              </w:rPr>
+              <w:t>ConcertTicket</w:t>
+            </w:r>
+          </w:p>
+        </w:tc>
+      </w:tr>
+      <w:tr>
+        <w:trPr>
+          <w:cantSplit/>
+        </w:trPr>
+        <w:tc>
+          <w:tcPr>
+            <w:tcW w:w="4819" w:type="dxa"/>
+          </w:tcPr>
+          <w:p>
+            <w:pPr>
+              <w:spacing w:before="40" w:after="40" w:line="240" w:lineRule="auto"/>
+              <w:ind w:firstLine="0"/>
+              <w:jc w:val="left"/>
+            </w:pPr>
+            <w:r>
+              <w:rPr>
+                <w:rFonts w:ascii="Times New Roman" w:hAnsi="Times New Roman"/>
+                <w:sz w:val="24"/>
+              </w:rPr>
+              <w:t>Manager</w:t>
+            </w:r>
+          </w:p>
+        </w:tc>
+        <w:tc>
+          <w:tcPr>
+            <w:tcW w:w="4819" w:type="dxa"/>
+          </w:tcPr>
+          <w:p>
+            <w:pPr>
+              <w:spacing w:before="40" w:after="40" w:line="240" w:lineRule="auto"/>
+              <w:ind w:firstLine="0"/>
+              <w:jc w:val="left"/>
+            </w:pPr>
+            <w:r>
+              <w:rPr>
+                <w:rFonts w:ascii="Times New Roman" w:hAnsi="Times New Roman"/>
+                <w:sz w:val="24"/>
+              </w:rPr>
+              <w:t>TicketOffice</w:t>
+            </w:r>
+          </w:p>
+        </w:tc>
+      </w:tr>
+    </w:tbl>
+    <w:p>
+      <w:pPr>
         <w:spacing w:after="0" w:line="360" w:lineRule="auto"/>
         <w:ind w:firstLine="709"/>
         <w:jc w:val="both"/>
@@ -1541,8 +1771,39 @@
         <w:rPr>
           <w:rFonts w:ascii="Times New Roman" w:hAnsi="Times New Roman"/>
           <w:sz w:val="28"/>
-        </w:rPr>
-        <w:t xml:space="preserve">1. Контракт уведомлений. </w:t>
+          <w:lang w:val="en-US"/>
+        </w:rPr>
+        <w:t xml:space="preserve">1. </w:t>
+      </w:r>
+      <w:r>
+        <w:rPr>
+          <w:rFonts w:ascii="Times New Roman" w:hAnsi="Times New Roman"/>
+          <w:sz w:val="28"/>
+        </w:rPr>
+        <w:t>Контракт</w:t>
+      </w:r>
+      <w:r>
+        <w:rPr>
+          <w:rFonts w:ascii="Times New Roman" w:hAnsi="Times New Roman"/>
+          <w:sz w:val="28"/>
+          <w:lang w:val="en-US"/>
+        </w:rPr>
+        <w:t xml:space="preserve"> </w:t>
+      </w:r>
+      <w:r>
+        <w:rPr>
+          <w:rFonts w:ascii="Times New Roman" w:hAnsi="Times New Roman"/>
+          <w:sz w:val="28"/>
+        </w:rPr>
+        <w:t>уведомлений</w:t>
+      </w:r>
+      <w:r>
+        <w:rPr>
+          <w:rFonts w:ascii="Times New Roman" w:hAnsi="Times New Roman"/>
+          <w:sz w:val="28"/>
+          <w:lang w:val="en-US"/>
+        </w:rPr>
+        <w:t xml:space="preserve">. </w:t>
       </w:r>
       <w:r>
         <w:rPr>
@@ -1837,8 +2098,6 @@
       <w:pPr>
         <w:pageBreakBefore/>
         <w:spacing w:line="360" w:lineRule="auto"/>
-        <w:ind w:firstLine="0"/>
-        <w:jc w:val="left"/>
       </w:pPr>
       <w:r>
         <w:rPr>
@@ -1846,6 +2105,7 @@
           <w:b/>
           <w:sz w:val="28"/>
         </w:rPr>
+        <w:lastRenderedPageBreak/>
         <w:t>3. UML-диаграмма классов (общая схема)</w:t>
       </w:r>
     </w:p>
@@ -1866,27 +2126,30 @@
     <w:p>
       <w:pPr>
         <w:keepNext/>
-        <w:spacing w:line="360" w:lineRule="auto" w:before="567" w:after="567"/>
-        <w:ind w:firstLine="0"/>
+        <w:spacing w:before="567" w:after="567" w:line="360" w:lineRule="auto"/>
         <w:jc w:val="center"/>
       </w:pPr>
       <w:r>
+        <w:rPr>
+          <w:noProof/>
+        </w:rPr>
         <w:drawing>
-          <wp:inline xmlns:a="http://schemas.openxmlformats.org/drawingml/2006/main" xmlns:pic="http://schemas.openxmlformats.org/drawingml/2006/picture">
+          <wp:inline distT="0" distB="0" distL="0" distR="0" wp14:anchorId="7C3CABF5" wp14:editId="3E9DE258">
             <wp:extent cx="6120000" cy="3528626"/>
+            <wp:effectExtent l="0" t="0" r="0" b="0"/>
             <wp:docPr id="4" name="Picture 4"/>
             <wp:cNvGraphicFramePr>
-              <a:graphicFrameLocks noChangeAspect="1"/>
+              <a:graphicFrameLocks xmlns:a="http://schemas.openxmlformats.org/drawingml/2006/main" noChangeAspect="1"/>
             </wp:cNvGraphicFramePr>
-            <a:graphic>
+            <a:graphic xmlns:a="http://schemas.openxmlformats.org/drawingml/2006/main">
               <a:graphicData uri="http://schemas.openxmlformats.org/drawingml/2006/picture">
-                <pic:pic>
+                <pic:pic xmlns:pic="http://schemas.openxmlformats.org/drawingml/2006/picture">
                   <pic:nvPicPr>
                     <pic:cNvPr id="0" name="java-overview.png"/>
                     <pic:cNvPicPr/>
                   </pic:nvPicPr>
                   <pic:blipFill>
-                    <a:blip r:embed="rId18"/>
+                    <a:blip r:embed="rId12"/>
                     <a:stretch>
                       <a:fillRect/>
                     </a:stretch>
@@ -1896,7 +2159,9 @@
                       <a:off x="0" y="0"/>
                       <a:ext cx="6120000" cy="3528626"/>
                     </a:xfrm>
-                    <a:prstGeom prst="rect"/>
+                    <a:prstGeom prst="rect">
+                      <a:avLst/>
+                    </a:prstGeom>
                   </pic:spPr>
                 </pic:pic>
               </a:graphicData>
@@ -1908,7 +2173,6 @@
     <w:p>
       <w:pPr>
         <w:spacing w:line="360" w:lineRule="auto"/>
-        <w:ind w:firstLine="0"/>
         <w:jc w:val="center"/>
       </w:pPr>
       <w:r>
@@ -1929,8 +2193,91 @@
         <w:rPr>
           <w:rFonts w:ascii="Times New Roman" w:hAnsi="Times New Roman"/>
           <w:sz w:val="28"/>
-        </w:rPr>
-        <w:t>TicketOffice принимает ConcertTicket при оплате и хранит NotificationService. Main создаёт кассы, оба вида билетов, пропуск и реализации уведомлений. Пунктирные стрелки от Main обозначают создание объектов. Пустой треугольник показывает наследование или реализацию интерфейса; пустой ромб — агрегацию пропуска.</w:t>
+          <w:lang w:val="en-US"/>
+        </w:rPr>
+        <w:t xml:space="preserve">TicketOffice </w:t>
+      </w:r>
+      <w:r>
+        <w:rPr>
+          <w:rFonts w:ascii="Times New Roman" w:hAnsi="Times New Roman"/>
+          <w:sz w:val="28"/>
+        </w:rPr>
+        <w:t>принимает</w:t>
+      </w:r>
+      <w:r>
+        <w:rPr>
+          <w:rFonts w:ascii="Times New Roman" w:hAnsi="Times New Roman"/>
+          <w:sz w:val="28"/>
+          <w:lang w:val="en-US"/>
+        </w:rPr>
+        <w:t xml:space="preserve"> ConcertTicket </w:t>
+      </w:r>
+      <w:r>
+        <w:rPr>
+          <w:rFonts w:ascii="Times New Roman" w:hAnsi="Times New Roman"/>
+          <w:sz w:val="28"/>
+        </w:rPr>
+        <w:t>при</w:t>
+      </w:r>
+      <w:r>
+        <w:rPr>
+          <w:rFonts w:ascii="Times New Roman" w:hAnsi="Times New Roman"/>
+          <w:sz w:val="28"/>
+          <w:lang w:val="en-US"/>
+        </w:rPr>
+        <w:t xml:space="preserve"> </w:t>
+      </w:r>
+      <w:r>
+        <w:rPr>
+          <w:rFonts w:ascii="Times New Roman" w:hAnsi="Times New Roman"/>
+          <w:sz w:val="28"/>
+        </w:rPr>
+        <w:t>оплате</w:t>
+      </w:r>
+      <w:r>
+        <w:rPr>
+          <w:rFonts w:ascii="Times New Roman" w:hAnsi="Times New Roman"/>
+          <w:sz w:val="28"/>
+          <w:lang w:val="en-US"/>
+        </w:rPr>
+        <w:t xml:space="preserve"> </w:t>
+      </w:r>
+      <w:r>
+        <w:rPr>
+          <w:rFonts w:ascii="Times New Roman" w:hAnsi="Times New Roman"/>
+          <w:sz w:val="28"/>
+        </w:rPr>
+        <w:t>и</w:t>
+      </w:r>
+      <w:r>
+        <w:rPr>
+          <w:rFonts w:ascii="Times New Roman" w:hAnsi="Times New Roman"/>
+          <w:sz w:val="28"/>
+          <w:lang w:val="en-US"/>
+        </w:rPr>
+        <w:t xml:space="preserve"> </w:t>
+      </w:r>
+      <w:r>
+        <w:rPr>
+          <w:rFonts w:ascii="Times New Roman" w:hAnsi="Times New Roman"/>
+          <w:sz w:val="28"/>
+        </w:rPr>
+        <w:t>хранит</w:t>
+      </w:r>
+      <w:r>
+        <w:rPr>
+          <w:rFonts w:ascii="Times New Roman" w:hAnsi="Times New Roman"/>
+          <w:sz w:val="28"/>
+          <w:lang w:val="en-US"/>
+        </w:rPr>
+        <w:t xml:space="preserve"> NotificationService. </w:t>
+      </w:r>
+      <w:r>
+        <w:rPr>
+          <w:rFonts w:ascii="Times New Roman" w:hAnsi="Times New Roman"/>
+          <w:sz w:val="28"/>
+        </w:rPr>
+        <w:t>Main создаёт кассы, оба вида билетов, пропуск и реализации уведомлений. Пунктирные стрелки от Main обозначают создание объектов. Пустой треугольник показывает наследование или реализацию интерфейса; пустой ромб — агрегацию пропуска.</w:t>
       </w:r>
     </w:p>
     <w:p>
@@ -2439,98 +2786,6 @@
     </w:p>
     <w:p>
       <w:pPr>
-        <w:spacing w:after="0" w:line="360" w:lineRule="auto"/>
-        <w:ind w:firstLine="709"/>
-        <w:jc w:val="both"/>
-        <w:rPr>
-          <w:lang w:val="en-US"/>
-        </w:rPr>
-      </w:pPr>
-      <w:r>
-        <w:rPr>
-          <w:rFonts w:ascii="Times New Roman" w:hAnsi="Times New Roman"/>
-          <w:sz w:val="28"/>
-        </w:rPr>
-        <w:t>Для запуска требуется JDK 17 или новее. В IntelliJ IDEA следует запускать Main. Из</w:t>
-      </w:r>
-      <w:r>
-        <w:rPr>
-          <w:rFonts w:ascii="Times New Roman" w:hAnsi="Times New Roman"/>
-          <w:sz w:val="28"/>
-          <w:lang w:val="en-US"/>
-        </w:rPr>
-        <w:t xml:space="preserve"> </w:t>
-      </w:r>
-      <w:r>
-        <w:rPr>
-          <w:rFonts w:ascii="Times New Roman" w:hAnsi="Times New Roman"/>
-          <w:sz w:val="28"/>
-        </w:rPr>
-        <w:t>папки</w:t>
-      </w:r>
-      <w:r>
-        <w:rPr>
-          <w:rFonts w:ascii="Times New Roman" w:hAnsi="Times New Roman"/>
-          <w:sz w:val="28"/>
-          <w:lang w:val="en-US"/>
-        </w:rPr>
-        <w:t xml:space="preserve"> </w:t>
-      </w:r>
-      <w:r>
-        <w:rPr>
-          <w:rFonts w:ascii="Times New Roman" w:hAnsi="Times New Roman"/>
-          <w:sz w:val="28"/>
-        </w:rPr>
-        <w:t>проекта</w:t>
-      </w:r>
-      <w:r>
-        <w:rPr>
-          <w:rFonts w:ascii="Times New Roman" w:hAnsi="Times New Roman"/>
-          <w:sz w:val="28"/>
-          <w:lang w:val="en-US"/>
-        </w:rPr>
-        <w:t>:</w:t>
-      </w:r>
-    </w:p>
-    <w:p>
-      <w:pPr>
-        <w:spacing w:after="0" w:line="240" w:lineRule="auto"/>
-        <w:rPr>
-          <w:lang w:val="en-US"/>
-        </w:rPr>
-      </w:pPr>
-      <w:r>
-        <w:rPr>
-          <w:rFonts w:ascii="Consolas" w:hAnsi="Consolas"/>
-          <w:lang w:val="en-US"/>
-        </w:rPr>
-        <w:t>javac -encoding UTF-8 -d out -sourcepath src src/Main.java</w:t>
-      </w:r>
-      <w:r>
-        <w:rPr>
-          <w:rFonts w:ascii="Consolas" w:hAnsi="Consolas"/>
-          <w:lang w:val="en-US"/>
-        </w:rPr>
-        <w:br/>
-        <w:t>java -cp out Main</w:t>
-      </w:r>
-    </w:p>
-    <w:p>
-      <w:pPr>
-        <w:spacing w:after="0" w:line="360" w:lineRule="auto"/>
-        <w:ind w:firstLine="709"/>
-        <w:jc w:val="both"/>
-      </w:pPr>
-      <w:r>
-        <w:rPr>
-          <w:rFonts w:ascii="Times New Roman" w:hAnsi="Times New Roman"/>
-          <w:sz w:val="28"/>
-        </w:rPr>
-        <w:t>Программа работает с данными, заданными в Main, без ввода с клавиатуры. Физические лица обслуживаются кассой с SmsNotification, корпоративный заказ — кассой с EmailNotification.</w:t>
-      </w:r>
-    </w:p>
-    <w:p>
-      <w:pPr>
         <w:keepNext/>
         <w:pageBreakBefore/>
         <w:spacing w:after="240" w:line="240" w:lineRule="auto"/>
@@ -2573,7 +2828,7 @@
                     <pic:cNvPicPr/>
                   </pic:nvPicPr>
                   <pic:blipFill>
-                    <a:blip r:embed="rId12"/>
+                    <a:blip r:embed="rId13"/>
                     <a:stretch>
                       <a:fillRect/>
                     </a:stretch>
@@ -3067,9 +3322,9 @@
       </w:r>
     </w:p>
     <w:sectPr>
-      <w:headerReference w:type="default" r:id="rId13"/>
-      <w:footerReference w:type="default" r:id="rId14"/>
-      <w:footerReference w:type="first" r:id="rId15"/>
+      <w:headerReference w:type="default" r:id="rId14"/>
+      <w:footerReference w:type="default" r:id="rId15"/>
+      <w:footerReference w:type="first" r:id="rId16"/>
       <w:pgSz w:w="11906" w:h="16838"/>
       <w:pgMar w:top="1134" w:right="567" w:bottom="1134" w:left="1701" w:header="567" w:footer="709" w:gutter="0"/>
       <w:cols w:space="708"/>

--- a/отчет.docx
+++ b/отчет.docx
@@ -900,7 +900,7 @@
           <w:rFonts w:ascii="Times New Roman" w:hAnsi="Times New Roman"/>
           <w:sz w:val="28"/>
         </w:rPr>
-        <w:t>Работа продолжает вариант 11 первой части блока 2: систему расчёта стоимости билетов на концерт.</w:t>
+        <w:t>Вариант 11 посвящён расчёту стоимости билетов на концерт.</w:t>
       </w:r>
     </w:p>
     <w:p>
@@ -930,7 +930,7 @@
           <w:rFonts w:ascii="Times New Roman" w:hAnsi="Times New Roman"/>
           <w:sz w:val="28"/>
         </w:rPr>
-        <w:t>Предметная область — билеты на концерт. ConcertTicket хранит название, базовую цену, категорию и дополнительный пропуск FanZonePass. TicketOffice учитывает оплаченные заказы и общую выручку. Тарифы приведены в таблице 2.1.</w:t>
+        <w:t>Программа рассчитывает стоимость билетов на концерт. ConcertTicket хранит название концерта, базовую цену, категорию и дополнительный пропуск FanZonePass. TicketOffice учитывает оплаченные заказы и общую выручку. Тарифы приведены в таблице 2.1.</w:t>
       </w:r>
     </w:p>
     <w:p>
@@ -1435,7 +1435,6 @@
       <w:pPr>
         <w:keepNext/>
         <w:spacing w:before="120" w:after="120" w:line="240" w:lineRule="auto"/>
-        <w:ind w:firstLine="0"/>
         <w:jc w:val="right"/>
       </w:pPr>
       <w:r>
@@ -1450,7 +1449,6 @@
       <w:pPr>
         <w:keepNext/>
         <w:spacing w:before="120" w:after="120" w:line="240" w:lineRule="auto"/>
-        <w:ind w:firstLine="0"/>
         <w:jc w:val="center"/>
       </w:pPr>
       <w:r>
@@ -1466,14 +1464,15 @@
         <w:tblW w:w="9638" w:type="dxa"/>
         <w:jc w:val="center"/>
         <w:tblBorders>
-          <w:top w:val="single" w:sz="4" w:color="000000"/>
-          <w:left w:val="single" w:sz="4" w:color="000000"/>
-          <w:bottom w:val="single" w:sz="4" w:color="000000"/>
-          <w:right w:val="single" w:sz="4" w:color="000000"/>
-          <w:insideH w:val="single" w:sz="4" w:color="000000"/>
-          <w:insideV w:val="single" w:sz="4" w:color="000000"/>
+          <w:top w:val="single" w:sz="4" w:space="0" w:color="000000"/>
+          <w:left w:val="single" w:sz="4" w:space="0" w:color="000000"/>
+          <w:bottom w:val="single" w:sz="4" w:space="0" w:color="000000"/>
+          <w:right w:val="single" w:sz="4" w:space="0" w:color="000000"/>
+          <w:insideH w:val="single" w:sz="4" w:space="0" w:color="000000"/>
+          <w:insideV w:val="single" w:sz="4" w:space="0" w:color="000000"/>
         </w:tblBorders>
         <w:tblLayout w:type="fixed"/>
+        <w:tblLook w:val="04A0" w:firstRow="1" w:lastRow="0" w:firstColumn="1" w:lastColumn="0" w:noHBand="0" w:noVBand="1"/>
       </w:tblPr>
       <w:tblGrid>
         <w:gridCol w:w="4819"/>
@@ -1483,6 +1482,7 @@
         <w:trPr>
           <w:cantSplit/>
           <w:tblHeader/>
+          <w:jc w:val="center"/>
         </w:trPr>
         <w:tc>
           <w:tcPr>
@@ -1492,16 +1492,14 @@
             <w:pPr>
               <w:keepNext/>
               <w:spacing w:before="40" w:after="40" w:line="240" w:lineRule="auto"/>
-              <w:ind w:firstLine="0"/>
-              <w:jc w:val="left"/>
             </w:pPr>
             <w:r>
               <w:rPr>
+                <w:rFonts w:ascii="Times New Roman" w:hAnsi="Times New Roman"/>
                 <w:b/>
-                <w:rFonts w:ascii="Times New Roman" w:hAnsi="Times New Roman"/>
                 <w:sz w:val="24"/>
               </w:rPr>
-              <w:t>Обозначение в задании</w:t>
+              <w:t xml:space="preserve">Обозначение </w:t>
             </w:r>
           </w:p>
         </w:tc>
@@ -1513,13 +1511,11 @@
             <w:pPr>
               <w:keepNext/>
               <w:spacing w:before="40" w:after="40" w:line="240" w:lineRule="auto"/>
-              <w:ind w:firstLine="0"/>
-              <w:jc w:val="left"/>
             </w:pPr>
             <w:r>
               <w:rPr>
+                <w:rFonts w:ascii="Times New Roman" w:hAnsi="Times New Roman"/>
                 <w:b/>
-                <w:rFonts w:ascii="Times New Roman" w:hAnsi="Times New Roman"/>
                 <w:sz w:val="24"/>
               </w:rPr>
               <w:t>Класс программы</w:t>
@@ -1530,6 +1526,7 @@
       <w:tr>
         <w:trPr>
           <w:cantSplit/>
+          <w:jc w:val="center"/>
         </w:trPr>
         <w:tc>
           <w:tcPr>
@@ -1539,8 +1536,6 @@
             <w:pPr>
               <w:keepNext/>
               <w:spacing w:before="40" w:after="40" w:line="240" w:lineRule="auto"/>
-              <w:ind w:firstLine="0"/>
-              <w:jc w:val="left"/>
             </w:pPr>
             <w:r>
               <w:rPr>
@@ -1559,8 +1554,6 @@
             <w:pPr>
               <w:keepNext/>
               <w:spacing w:before="40" w:after="40" w:line="240" w:lineRule="auto"/>
-              <w:ind w:firstLine="0"/>
-              <w:jc w:val="left"/>
             </w:pPr>
             <w:r>
               <w:rPr>
@@ -1575,6 +1568,7 @@
       <w:tr>
         <w:trPr>
           <w:cantSplit/>
+          <w:jc w:val="center"/>
         </w:trPr>
         <w:tc>
           <w:tcPr>
@@ -1584,8 +1578,6 @@
             <w:pPr>
               <w:keepNext/>
               <w:spacing w:before="40" w:after="40" w:line="240" w:lineRule="auto"/>
-              <w:ind w:firstLine="0"/>
-              <w:jc w:val="left"/>
             </w:pPr>
             <w:r>
               <w:rPr>
@@ -1604,8 +1596,6 @@
             <w:pPr>
               <w:keepNext/>
               <w:spacing w:before="40" w:after="40" w:line="240" w:lineRule="auto"/>
-              <w:ind w:firstLine="0"/>
-              <w:jc w:val="left"/>
             </w:pPr>
             <w:r>
               <w:rPr>
@@ -1620,6 +1610,7 @@
       <w:tr>
         <w:trPr>
           <w:cantSplit/>
+          <w:jc w:val="center"/>
         </w:trPr>
         <w:tc>
           <w:tcPr>
@@ -1628,8 +1619,6 @@
           <w:p>
             <w:pPr>
               <w:spacing w:before="40" w:after="40" w:line="240" w:lineRule="auto"/>
-              <w:ind w:firstLine="0"/>
-              <w:jc w:val="left"/>
             </w:pPr>
             <w:r>
               <w:rPr>
@@ -1647,8 +1636,6 @@
           <w:p>
             <w:pPr>
               <w:spacing w:before="40" w:after="40" w:line="240" w:lineRule="auto"/>
-              <w:ind w:firstLine="0"/>
-              <w:jc w:val="left"/>
             </w:pPr>
             <w:r>
               <w:rPr>
@@ -1742,7 +1729,7 @@
           <w:rFonts w:ascii="Times New Roman" w:hAnsi="Times New Roman"/>
           <w:sz w:val="28"/>
         </w:rPr>
-        <w:t>6. Развитие программы. В объединённой работе точка входа вынесена из TicketOffice в Main. ConcertTicket сделан абстрактным; билеты создаются через наследников. Это изменение структуры при выполнении второй части.</w:t>
+        <w:t>6. Вторая часть. Метод main находится в отдельном классе Main. ConcertTicket объявлен абстрактным, поэтому для создания билетов используются его наследники.</w:t>
       </w:r>
     </w:p>
     <w:p>
@@ -1773,14 +1760,14 @@
           <w:sz w:val="28"/>
           <w:lang w:val="en-US"/>
         </w:rPr>
-        <w:t xml:space="preserve">1. </w:t>
-      </w:r>
-      <w:r>
-        <w:rPr>
-          <w:rFonts w:ascii="Times New Roman" w:hAnsi="Times New Roman"/>
-          <w:sz w:val="28"/>
-        </w:rPr>
-        <w:t>Контракт</w:t>
+        <w:t xml:space="preserve">1. Уведомления. В интерфейсе NotificationService объявлен метод sendNotification(message, recipient). Классы SmsNotification и EmailNotification реализуют его и выводят сообщения в консоль.</w:t>
+      </w:r>
+      <w:r>
+        <w:rPr>
+          <w:rFonts w:ascii="Times New Roman" w:hAnsi="Times New Roman"/>
+          <w:sz w:val="28"/>
+        </w:rPr>
+        <w:t/>
       </w:r>
       <w:r>
         <w:rPr>
@@ -1788,14 +1775,14 @@
           <w:sz w:val="28"/>
           <w:lang w:val="en-US"/>
         </w:rPr>
-        <w:t xml:space="preserve"> </w:t>
-      </w:r>
-      <w:r>
-        <w:rPr>
-          <w:rFonts w:ascii="Times New Roman" w:hAnsi="Times New Roman"/>
-          <w:sz w:val="28"/>
-        </w:rPr>
-        <w:t>уведомлений</w:t>
+        <w:t xml:space="preserve"/>
+      </w:r>
+      <w:r>
+        <w:rPr>
+          <w:rFonts w:ascii="Times New Roman" w:hAnsi="Times New Roman"/>
+          <w:sz w:val="28"/>
+        </w:rPr>
+        <w:t/>
       </w:r>
       <w:r>
         <w:rPr>
@@ -1803,7 +1790,7 @@
           <w:sz w:val="28"/>
           <w:lang w:val="en-US"/>
         </w:rPr>
-        <w:t xml:space="preserve">. </w:t>
+        <w:t xml:space="preserve"/>
       </w:r>
       <w:r>
         <w:rPr>
@@ -1811,14 +1798,14 @@
           <w:sz w:val="28"/>
           <w:lang w:val="en-US"/>
         </w:rPr>
-        <w:t xml:space="preserve">NotificationService </w:t>
-      </w:r>
-      <w:r>
-        <w:rPr>
-          <w:rFonts w:ascii="Times New Roman" w:hAnsi="Times New Roman"/>
-          <w:sz w:val="28"/>
-        </w:rPr>
-        <w:t>объявляет</w:t>
+        <w:t xml:space="preserve"/>
+      </w:r>
+      <w:r>
+        <w:rPr>
+          <w:rFonts w:ascii="Times New Roman" w:hAnsi="Times New Roman"/>
+          <w:sz w:val="28"/>
+        </w:rPr>
+        <w:t/>
       </w:r>
       <w:r>
         <w:rPr>
@@ -1826,7 +1813,7 @@
           <w:sz w:val="28"/>
           <w:lang w:val="en-US"/>
         </w:rPr>
-        <w:t xml:space="preserve"> </w:t>
+        <w:t xml:space="preserve"/>
       </w:r>
       <w:proofErr w:type="gramStart"/>
       <w:r>
@@ -1835,7 +1822,7 @@
           <w:sz w:val="28"/>
           <w:lang w:val="en-US"/>
         </w:rPr>
-        <w:t>sendNotification(</w:t>
+        <w:t/>
       </w:r>
       <w:proofErr w:type="gramEnd"/>
       <w:r>
@@ -1844,14 +1831,14 @@
           <w:sz w:val="28"/>
           <w:lang w:val="en-US"/>
         </w:rPr>
-        <w:t xml:space="preserve">message, recipient). </w:t>
-      </w:r>
-      <w:r>
-        <w:rPr>
-          <w:rFonts w:ascii="Times New Roman" w:hAnsi="Times New Roman"/>
-          <w:sz w:val="28"/>
-        </w:rPr>
-        <w:t>SmsNotification и EmailNotification реализуют этот метод и выводят сообщения в консоль.</w:t>
+        <w:t xml:space="preserve"/>
+      </w:r>
+      <w:r>
+        <w:rPr>
+          <w:rFonts w:ascii="Times New Roman" w:hAnsi="Times New Roman"/>
+          <w:sz w:val="28"/>
+        </w:rPr>
+        <w:t/>
       </w:r>
     </w:p>
     <w:p>
@@ -1893,7 +1880,7 @@
           <w:rFonts w:ascii="Times New Roman" w:hAnsi="Times New Roman"/>
           <w:sz w:val="28"/>
         </w:rPr>
-        <w:t>4. Проверки. Неверная базовая цена заменяется на 100 рублей, число мест меньше единицы — на единицу. Неизвестная категория вызывает предупреждение и yield с коэффициентом 1. Этот switch вынесен в общий getRate, который вызывают расчётные методы обоих наследников.</w:t>
+        <w:t>4. Проверки. Неверная базовая цена заменяется на 100 рублей. Если число мест меньше единицы, оно заменяется на единицу. При неизвестной категории ветка default выводит предупреждение и возвращает коэффициент 1 через yield. Выражение switch находится в общем методе getRate, который вызывают оба наследника.</w:t>
       </w:r>
     </w:p>
     <w:p>
@@ -2120,7 +2107,7 @@
           <w:rFonts w:ascii="Times New Roman" w:hAnsi="Times New Roman"/>
           <w:sz w:val="28"/>
         </w:rPr>
-        <w:t>На рисунке 3.3 показаны все восемь классов и интерфейс. billing — пакет, а TicketOffice — находящийся в нём класс учёта оплат, выполняющий роль Billing для варианта 11.</w:t>
+        <w:t>На рисунке 3.3 показаны все восемь классов и интерфейс. В пакете billing находится TicketOffice. Этот класс учитывает оплаты и соответствует Billing из общего задания.</w:t>
       </w:r>
     </w:p>
     <w:p>
@@ -2723,7 +2710,7 @@
           <w:rFonts w:ascii="Times New Roman" w:hAnsi="Times New Roman"/>
           <w:sz w:val="28"/>
         </w:rPr>
-        <w:t>Полиморфизм: переменные типа ConcertTicket содержат экземпляры разных наследников, а поле типа NotificationService — любую из двух реализаций. Внедрение зависимости позволяет выбрать канал уведомлений без изменения TicketOffice.</w:t>
+        <w:t>Переменная типа ConcertTicket может ссылаться на UserSubscription или CorporateSubscription. При вызове calculateBillingPrice выполняется метод соответствующего наследника. Аналогично поле NotificationService хранит ссылку на SmsNotification или EmailNotification. Способ уведомления выбирается при создании кассы, код TicketOffice при этом менять не нужно.</w:t>
       </w:r>
     </w:p>
     <w:p>
@@ -3290,7 +3277,7 @@
           <w:rFonts w:ascii="Times New Roman" w:hAnsi="Times New Roman"/>
           <w:sz w:val="28"/>
         </w:rPr>
-        <w:t>Система билетов расширена для индивидуальных и корпоративных заказов. Создан абстрактный класс ConcertTicket, реализованы наследование, super и переопределение calculateBillingPrice с @Override. Сохранены перегрузки расчёта цены и тарифы варианта 11.</w:t>
+        <w:t>Программа рассчитывает стоимость индивидуальных билетов и корпоративных заказов. Общие поля и методы находятся в абстрактном классе ConcertTicket. Наследники вызывают его конструктор через super и переопределяют calculateBillingPrice. Перегруженные методы позволяют рассчитать цену с пропуском и проходом без очереди.</w:t>
       </w:r>
     </w:p>
     <w:p>
@@ -3304,7 +3291,7 @@
           <w:rFonts w:ascii="Times New Roman" w:hAnsi="Times New Roman"/>
           <w:sz w:val="28"/>
         </w:rPr>
-        <w:t>Создан интерфейс NotificationService и две реализации. TicketOffice получает сервис через конструктор и не создаёт конкретный канал уведомлений. Оба экземпляра кассы используют общие статические счётчики.</w:t>
+        <w:t>Касса получает объект SmsNotification или EmailNotification через конструктор и обращается к нему через интерфейс NotificationService. Обе кассы увеличивают общие статические счётчики заказов и выручки.</w:t>
       </w:r>
     </w:p>
     <w:p>
